--- a/Documents/activity8.docx
+++ b/Documents/activity8.docx
@@ -15,143 +15,35 @@
           <w:b/>
           <w:bCs/>
         </w:rPr>
-        <w:t xml:space="preserve">Name: </w:t>
+        <w:t>Repository link</w:t>
       </w:r>
       <w:r>
         <w:rPr>
           <w:b/>
           <w:bCs/>
         </w:rPr>
-        <w:t>Matthew Keane Y. Mariano</w:t>
-      </w:r>
-    </w:p>
-    <w:p>
-      <w:pPr>
-        <w:rPr>
-          <w:b/>
-          <w:bCs/>
-        </w:rPr>
-      </w:pPr>
-      <w:r>
-        <w:rPr>
-          <w:b/>
-          <w:bCs/>
-        </w:rPr>
-        <w:t>Section: BSIT-4D</w:t>
-      </w:r>
-    </w:p>
-    <w:p>
-      <w:pPr>
-        <w:rPr>
-          <w:b/>
-          <w:bCs/>
-        </w:rPr>
-      </w:pPr>
-      <w:r>
-        <w:rPr>
-          <w:b/>
-          <w:bCs/>
-        </w:rPr>
-        <w:t>Subject: ITEC-116</w:t>
-      </w:r>
-    </w:p>
-    <w:p>
-      <w:pPr>
-        <w:rPr>
-          <w:b/>
-          <w:bCs/>
-        </w:rPr>
-      </w:pPr>
-      <w:r>
-        <w:rPr>
-          <w:b/>
-          <w:bCs/>
-        </w:rPr>
-        <w:t>Repository link</w:t>
-      </w:r>
-      <w:r>
-        <w:rPr>
-          <w:b/>
-          <w:bCs/>
-        </w:rPr>
         <w:t xml:space="preserve"> </w:t>
       </w:r>
-      <w:hyperlink r:id="rId5" w:history="1">
-        <w:r>
-          <w:rPr>
-            <w:rStyle w:val="Hyperlink"/>
-            <w:b/>
-            <w:bCs/>
-          </w:rPr>
-          <w:t>Archlight2002/</w:t>
-        </w:r>
-        <w:proofErr w:type="spellStart"/>
-        <w:r>
-          <w:rPr>
-            <w:rStyle w:val="Hyperlink"/>
-            <w:b/>
-            <w:bCs/>
-          </w:rPr>
-          <w:t>Hyposelenia</w:t>
-        </w:r>
-        <w:proofErr w:type="spellEnd"/>
-        <w:r>
-          <w:rPr>
-            <w:rStyle w:val="Hyperlink"/>
-            <w:b/>
-            <w:bCs/>
-          </w:rPr>
-          <w:t xml:space="preserve">: </w:t>
-        </w:r>
-        <w:proofErr w:type="spellStart"/>
-        <w:r>
-          <w:rPr>
-            <w:rStyle w:val="Hyperlink"/>
-            <w:b/>
-            <w:bCs/>
-          </w:rPr>
-          <w:t>Frostmoon</w:t>
-        </w:r>
-        <w:proofErr w:type="spellEnd"/>
-      </w:hyperlink>
-    </w:p>
-    <w:bookmarkEnd w:id="0"/>
-    <w:p>
-      <w:pPr>
-        <w:rPr>
-          <w:b/>
-          <w:bCs/>
-        </w:rPr>
-      </w:pPr>
-    </w:p>
-    <w:p>
-      <w:pPr>
-        <w:jc w:val="center"/>
-      </w:pPr>
-      <w:proofErr w:type="spellStart"/>
-      <w:r>
-        <w:rPr>
-          <w:b/>
-          <w:bCs/>
-        </w:rPr>
-        <w:t>Avtivity</w:t>
-      </w:r>
-      <w:proofErr w:type="spellEnd"/>
-      <w:r>
-        <w:rPr>
-          <w:b/>
-          <w:bCs/>
-        </w:rPr>
-        <w:t xml:space="preserve"> 2:</w:t>
-      </w:r>
-      <w:r>
-        <w:t xml:space="preserve"> </w:t>
-      </w:r>
-      <w:r>
-        <w:t>Chat Room + Rest API</w:t>
-      </w:r>
-    </w:p>
-    <w:p/>
+      <w:bookmarkEnd w:id="0"/>
+      <w:r>
+        <w:fldChar w:fldCharType="begin"/>
+      </w:r>
+      <w:r>
+        <w:instrText>HYPERLINK "https://github.com/Archlight2002/Hyposelenia"</w:instrText>
+      </w:r>
+      <w:r>
+        <w:fldChar w:fldCharType="separate"/>
+      </w:r>
+      <w:r>
+        <w:rPr>
+          <w:rStyle w:val="Hyperlink"/>
+        </w:rPr>
+        <w:t>Archlight2002/Hyposelenia: Frostmoon</w:t>
+      </w:r>
+      <w:r>
+        <w:fldChar w:fldCharType="end"/>
+      </w:r>
+    </w:p>
     <w:p>
       <w:r>
         <w:t>This project is a real-time chat application that allows users to join chatrooms and exchange messages instantly. The system consists of two main components:</w:t>
@@ -172,15 +64,7 @@
         <w:t>Backend:</w:t>
       </w:r>
       <w:r>
-        <w:t xml:space="preserve"> A REST API that manages chatrooms and message history, integrated with </w:t>
-      </w:r>
-      <w:proofErr w:type="spellStart"/>
-      <w:r>
-        <w:t>WebSockets</w:t>
-      </w:r>
-      <w:proofErr w:type="spellEnd"/>
-      <w:r>
-        <w:t xml:space="preserve"> to enable real-time communication capabilities.</w:t>
+        <w:t xml:space="preserve"> A REST API that manages chatrooms and message history, integrated with WebSockets to enable real-time communication capabilities.</w:t>
       </w:r>
     </w:p>
     <w:p>
@@ -244,21 +128,7 @@
         <w:rPr>
           <w:rFonts w:ascii="Times New Roman" w:hAnsi="Times New Roman" w:cs="Times New Roman"/>
         </w:rPr>
-        <w:t xml:space="preserve">Backend: </w:t>
-      </w:r>
-      <w:proofErr w:type="spellStart"/>
-      <w:r>
-        <w:rPr>
-          <w:rFonts w:ascii="Times New Roman" w:hAnsi="Times New Roman" w:cs="Times New Roman"/>
-        </w:rPr>
-        <w:t>NestJS</w:t>
-      </w:r>
-      <w:proofErr w:type="spellEnd"/>
-      <w:r>
-        <w:rPr>
-          <w:rFonts w:ascii="Times New Roman" w:hAnsi="Times New Roman" w:cs="Times New Roman"/>
-        </w:rPr>
-        <w:t xml:space="preserve"> (Node.js Framework)</w:t>
+        <w:t>Backend: NestJS (Node.js Framework)</w:t>
       </w:r>
     </w:p>
     <w:p>
@@ -280,14 +150,12 @@
         </w:rPr>
         <w:t xml:space="preserve">Database: </w:t>
       </w:r>
-      <w:proofErr w:type="spellStart"/>
       <w:r>
         <w:rPr>
           <w:rFonts w:ascii="Times New Roman" w:hAnsi="Times New Roman" w:cs="Times New Roman"/>
         </w:rPr>
         <w:t>Xampp</w:t>
       </w:r>
-      <w:proofErr w:type="spellEnd"/>
     </w:p>
     <w:p>
       <w:pPr>
@@ -306,16 +174,8 @@
         <w:rPr>
           <w:rFonts w:ascii="Times New Roman" w:hAnsi="Times New Roman" w:cs="Times New Roman"/>
         </w:rPr>
-        <w:t xml:space="preserve">Frontend: React + </w:t>
-      </w:r>
-      <w:proofErr w:type="spellStart"/>
-      <w:r>
-        <w:rPr>
-          <w:rFonts w:ascii="Times New Roman" w:hAnsi="Times New Roman" w:cs="Times New Roman"/>
-        </w:rPr>
-        <w:t>Vite</w:t>
-      </w:r>
-      <w:proofErr w:type="spellEnd"/>
+        <w:t>Frontend: React + Vite</w:t>
+      </w:r>
     </w:p>
     <w:p>
       <w:pPr>
@@ -394,7 +254,7 @@
                     </pic:cNvPicPr>
                   </pic:nvPicPr>
                   <pic:blipFill>
-                    <a:blip r:embed="rId6" cstate="print">
+                    <a:blip r:embed="rId5" cstate="print">
                       <a:extLst>
                         <a:ext uri="{28A0092B-C50C-407E-A947-70E740481C1C}">
                           <a14:useLocalDpi xmlns:a14="http://schemas.microsoft.com/office/drawing/2010/main" val="0"/>
@@ -454,13 +314,13 @@
                     <pic:cNvPicPr/>
                   </pic:nvPicPr>
                   <pic:blipFill rotWithShape="1">
-                    <a:blip r:embed="rId7" cstate="print">
+                    <a:blip r:embed="rId6" cstate="print">
                       <a:extLst>
                         <a:ext uri="{28A0092B-C50C-407E-A947-70E740481C1C}">
                           <a14:useLocalDpi xmlns:a14="http://schemas.microsoft.com/office/drawing/2010/main" val="0"/>
                         </a:ext>
                         <a:ext uri="{837473B0-CC2E-450A-ABE3-18F120FF3D39}">
-                          <a1611:picAttrSrcUrl xmlns:a1611="http://schemas.microsoft.com/office/drawing/2016/11/main" r:id="rId8"/>
+                          <a1611:picAttrSrcUrl xmlns:a1611="http://schemas.microsoft.com/office/drawing/2016/11/main" r:id="rId7"/>
                         </a:ext>
                       </a:extLst>
                     </a:blip>
@@ -512,7 +372,7 @@
           <w:noProof/>
         </w:rPr>
         <w:drawing>
-          <wp:anchor distT="0" distB="0" distL="114300" distR="114300" simplePos="0" relativeHeight="251660288" behindDoc="0" locked="0" layoutInCell="1" allowOverlap="1" wp14:anchorId="07A79C6A" wp14:editId="25D67B8D">
+          <wp:anchor distT="0" distB="0" distL="114300" distR="114300" simplePos="0" relativeHeight="251660288" behindDoc="0" locked="0" layoutInCell="1" allowOverlap="1" wp14:anchorId="07A79C6A" wp14:editId="7A46D214">
             <wp:simplePos x="0" y="0"/>
             <wp:positionH relativeFrom="column">
               <wp:posOffset>975360</wp:posOffset>
@@ -535,13 +395,13 @@
                     <pic:cNvPicPr/>
                   </pic:nvPicPr>
                   <pic:blipFill rotWithShape="1">
-                    <a:blip r:embed="rId9" cstate="print">
+                    <a:blip r:embed="rId8" cstate="print">
                       <a:extLst>
                         <a:ext uri="{28A0092B-C50C-407E-A947-70E740481C1C}">
                           <a14:useLocalDpi xmlns:a14="http://schemas.microsoft.com/office/drawing/2010/main" val="0"/>
                         </a:ext>
                         <a:ext uri="{837473B0-CC2E-450A-ABE3-18F120FF3D39}">
-                          <a1611:picAttrSrcUrl xmlns:a1611="http://schemas.microsoft.com/office/drawing/2016/11/main" r:id="rId10"/>
+                          <a1611:picAttrSrcUrl xmlns:a1611="http://schemas.microsoft.com/office/drawing/2016/11/main" r:id="rId9"/>
                         </a:ext>
                       </a:extLst>
                     </a:blip>
@@ -616,13 +476,13 @@
                     <pic:cNvPicPr/>
                   </pic:nvPicPr>
                   <pic:blipFill>
-                    <a:blip r:embed="rId11" cstate="print">
+                    <a:blip r:embed="rId10" cstate="print">
                       <a:extLst>
                         <a:ext uri="{28A0092B-C50C-407E-A947-70E740481C1C}">
                           <a14:useLocalDpi xmlns:a14="http://schemas.microsoft.com/office/drawing/2010/main" val="0"/>
                         </a:ext>
                         <a:ext uri="{837473B0-CC2E-450A-ABE3-18F120FF3D39}">
-                          <a1611:picAttrSrcUrl xmlns:a1611="http://schemas.microsoft.com/office/drawing/2016/11/main" r:id="rId12"/>
+                          <a1611:picAttrSrcUrl xmlns:a1611="http://schemas.microsoft.com/office/drawing/2016/11/main" r:id="rId11"/>
                         </a:ext>
                       </a:extLst>
                     </a:blip>
@@ -681,11 +541,66 @@
         <w:rPr>
           <w:noProof/>
         </w:rPr>
+        <w:lastRenderedPageBreak/>
         <w:drawing>
           <wp:inline distT="0" distB="0" distL="0" distR="0" wp14:anchorId="2486A65E" wp14:editId="519B5234">
             <wp:extent cx="5731510" cy="3044825"/>
             <wp:effectExtent l="0" t="0" r="2540" b="3175"/>
             <wp:docPr id="1" name="Picture 1"/>
+            <wp:cNvGraphicFramePr>
+              <a:graphicFrameLocks xmlns:a="http://schemas.openxmlformats.org/drawingml/2006/main" noChangeAspect="1"/>
+            </wp:cNvGraphicFramePr>
+            <a:graphic xmlns:a="http://schemas.openxmlformats.org/drawingml/2006/main">
+              <a:graphicData uri="http://schemas.openxmlformats.org/drawingml/2006/picture">
+                <pic:pic xmlns:pic="http://schemas.openxmlformats.org/drawingml/2006/picture">
+                  <pic:nvPicPr>
+                    <pic:cNvPr id="1" name=""/>
+                    <pic:cNvPicPr/>
+                  </pic:nvPicPr>
+                  <pic:blipFill>
+                    <a:blip r:embed="rId12"/>
+                    <a:stretch>
+                      <a:fillRect/>
+                    </a:stretch>
+                  </pic:blipFill>
+                  <pic:spPr>
+                    <a:xfrm>
+                      <a:off x="0" y="0"/>
+                      <a:ext cx="5731510" cy="3044825"/>
+                    </a:xfrm>
+                    <a:prstGeom prst="rect">
+                      <a:avLst/>
+                    </a:prstGeom>
+                  </pic:spPr>
+                </pic:pic>
+              </a:graphicData>
+            </a:graphic>
+          </wp:inline>
+        </w:drawing>
+      </w:r>
+    </w:p>
+    <w:p>
+      <w:pPr>
+        <w:rPr>
+          <w:noProof/>
+        </w:rPr>
+      </w:pPr>
+    </w:p>
+    <w:p>
+      <w:pPr>
+        <w:rPr>
+          <w:noProof/>
+        </w:rPr>
+      </w:pPr>
+      <w:r>
+        <w:rPr>
+          <w:noProof/>
+        </w:rPr>
+        <w:drawing>
+          <wp:inline distT="0" distB="0" distL="0" distR="0" wp14:anchorId="64B3E688" wp14:editId="432E3E38">
+            <wp:extent cx="5731510" cy="3044825"/>
+            <wp:effectExtent l="0" t="0" r="2540" b="3175"/>
+            <wp:docPr id="3" name="Picture 3"/>
             <wp:cNvGraphicFramePr>
               <a:graphicFrameLocks xmlns:a="http://schemas.openxmlformats.org/drawingml/2006/main" noChangeAspect="1"/>
             </wp:cNvGraphicFramePr>
@@ -720,26 +635,21 @@
     </w:p>
     <w:p>
       <w:pPr>
+        <w:spacing w:line="276" w:lineRule="auto"/>
         <w:rPr>
           <w:noProof/>
         </w:rPr>
       </w:pPr>
-    </w:p>
-    <w:p>
-      <w:pPr>
+      <w:r>
         <w:rPr>
           <w:noProof/>
         </w:rPr>
-      </w:pPr>
-      <w:r>
-        <w:rPr>
-          <w:noProof/>
-        </w:rPr>
+        <w:lastRenderedPageBreak/>
         <w:drawing>
-          <wp:inline distT="0" distB="0" distL="0" distR="0" wp14:anchorId="64B3E688" wp14:editId="432E3E38">
+          <wp:inline distT="0" distB="0" distL="0" distR="0" wp14:anchorId="7681FA7C" wp14:editId="3482E10F">
             <wp:extent cx="5731510" cy="3044825"/>
             <wp:effectExtent l="0" t="0" r="2540" b="3175"/>
-            <wp:docPr id="3" name="Picture 3"/>
+            <wp:docPr id="4" name="Picture 4"/>
             <wp:cNvGraphicFramePr>
               <a:graphicFrameLocks xmlns:a="http://schemas.openxmlformats.org/drawingml/2006/main" noChangeAspect="1"/>
             </wp:cNvGraphicFramePr>
@@ -783,42 +693,7 @@
         <w:rPr>
           <w:noProof/>
         </w:rPr>
-        <w:lastRenderedPageBreak/>
-        <w:drawing>
-          <wp:inline distT="0" distB="0" distL="0" distR="0" wp14:anchorId="7681FA7C" wp14:editId="3482E10F">
-            <wp:extent cx="5731510" cy="3044825"/>
-            <wp:effectExtent l="0" t="0" r="2540" b="3175"/>
-            <wp:docPr id="4" name="Picture 4"/>
-            <wp:cNvGraphicFramePr>
-              <a:graphicFrameLocks xmlns:a="http://schemas.openxmlformats.org/drawingml/2006/main" noChangeAspect="1"/>
-            </wp:cNvGraphicFramePr>
-            <a:graphic xmlns:a="http://schemas.openxmlformats.org/drawingml/2006/main">
-              <a:graphicData uri="http://schemas.openxmlformats.org/drawingml/2006/picture">
-                <pic:pic xmlns:pic="http://schemas.openxmlformats.org/drawingml/2006/picture">
-                  <pic:nvPicPr>
-                    <pic:cNvPr id="1" name=""/>
-                    <pic:cNvPicPr/>
-                  </pic:nvPicPr>
-                  <pic:blipFill>
-                    <a:blip r:embed="rId15"/>
-                    <a:stretch>
-                      <a:fillRect/>
-                    </a:stretch>
-                  </pic:blipFill>
-                  <pic:spPr>
-                    <a:xfrm>
-                      <a:off x="0" y="0"/>
-                      <a:ext cx="5731510" cy="3044825"/>
-                    </a:xfrm>
-                    <a:prstGeom prst="rect">
-                      <a:avLst/>
-                    </a:prstGeom>
-                  </pic:spPr>
-                </pic:pic>
-              </a:graphicData>
-            </a:graphic>
-          </wp:inline>
-        </w:drawing>
+        <w:t>Instruction how to run the project:</w:t>
       </w:r>
     </w:p>
     <w:p>
@@ -828,36 +703,27 @@
           <w:noProof/>
         </w:rPr>
       </w:pPr>
-      <w:r>
-        <w:rPr>
-          <w:noProof/>
-        </w:rPr>
-        <w:t>Instruction how to run the project:</w:t>
-      </w:r>
     </w:p>
     <w:p>
       <w:pPr>
         <w:spacing w:line="276" w:lineRule="auto"/>
-        <w:rPr>
-          <w:noProof/>
-        </w:rPr>
-      </w:pPr>
+      </w:pPr>
+      <w:r>
+        <w:t>Step 1: *Clone or download* the project folder to your local machine.</w:t>
+      </w:r>
     </w:p>
     <w:p>
       <w:pPr>
         <w:spacing w:line="276" w:lineRule="auto"/>
       </w:pPr>
       <w:r>
-        <w:t>Step 1: *Clone or download* the project folder to your local machine.</w:t>
+        <w:t>Step 2: Open the folder in *Visual Studio Code* (or any code editor).</w:t>
       </w:r>
     </w:p>
     <w:p>
       <w:pPr>
         <w:spacing w:line="276" w:lineRule="auto"/>
       </w:pPr>
-      <w:r>
-        <w:t>Step 2: Open the folder in *Visual Studio Code* (or any code editor).</w:t>
-      </w:r>
     </w:p>
     <w:p>
       <w:pPr>
@@ -868,21 +734,8 @@
       <w:pPr>
         <w:spacing w:line="276" w:lineRule="auto"/>
       </w:pPr>
-    </w:p>
-    <w:p>
-      <w:pPr>
-        <w:spacing w:line="276" w:lineRule="auto"/>
-      </w:pPr>
-      <w:r>
-        <w:t xml:space="preserve">Step 3: Run </w:t>
-      </w:r>
-      <w:proofErr w:type="spellStart"/>
-      <w:r>
-        <w:t>npm</w:t>
-      </w:r>
-      <w:proofErr w:type="spellEnd"/>
-      <w:r>
-        <w:t xml:space="preserve"> install in the terminal to install all dependencies.</w:t>
+      <w:r>
+        <w:t>Step 3: Run npm install in the terminal to install all dependencies.</w:t>
       </w:r>
     </w:p>
     <w:p>
@@ -910,7 +763,7 @@
                     <pic:cNvPicPr/>
                   </pic:nvPicPr>
                   <pic:blipFill>
-                    <a:blip r:embed="rId16"/>
+                    <a:blip r:embed="rId15"/>
                     <a:stretch>
                       <a:fillRect/>
                     </a:stretch>
@@ -936,15 +789,7 @@
         <w:spacing w:line="276" w:lineRule="auto"/>
       </w:pPr>
       <w:r>
-        <w:t xml:space="preserve">Step 4: Start the development server using </w:t>
-      </w:r>
-      <w:proofErr w:type="spellStart"/>
-      <w:r>
-        <w:t>npm</w:t>
-      </w:r>
-      <w:proofErr w:type="spellEnd"/>
-      <w:r>
-        <w:t xml:space="preserve"> run dev and copy the link on the terminal.</w:t>
+        <w:t>Step 4: Start the development server using npm run dev and copy the link on the terminal.</w:t>
       </w:r>
     </w:p>
     <w:p>
@@ -973,7 +818,7 @@
       <w:r>
         <w:t xml:space="preserve">     </w:t>
       </w:r>
-      <w:hyperlink r:id="rId17" w:history="1">
+      <w:hyperlink r:id="rId16" w:history="1">
         <w:r>
           <w:rPr>
             <w:rStyle w:val="Hyperlink"/>
@@ -1009,7 +854,7 @@
                     <pic:cNvPicPr/>
                   </pic:nvPicPr>
                   <pic:blipFill>
-                    <a:blip r:embed="rId18"/>
+                    <a:blip r:embed="rId17"/>
                     <a:stretch>
                       <a:fillRect/>
                     </a:stretch>
@@ -1063,21 +908,7 @@
           <w:rFonts w:ascii="Times New Roman" w:hAnsi="Times New Roman" w:cs="Times New Roman"/>
         </w:rPr>
         <w:lastRenderedPageBreak/>
-        <w:t>Backend server (</w:t>
-      </w:r>
-      <w:proofErr w:type="spellStart"/>
-      <w:r>
-        <w:rPr>
-          <w:rFonts w:ascii="Times New Roman" w:hAnsi="Times New Roman" w:cs="Times New Roman"/>
-        </w:rPr>
-        <w:t>NestJS</w:t>
-      </w:r>
-      <w:proofErr w:type="spellEnd"/>
-      <w:r>
-        <w:rPr>
-          <w:rFonts w:ascii="Times New Roman" w:hAnsi="Times New Roman" w:cs="Times New Roman"/>
-        </w:rPr>
-        <w:t>)</w:t>
+        <w:t>Backend server (NestJS)</w:t>
       </w:r>
     </w:p>
     <w:p>
@@ -1097,21 +928,7 @@
         <w:rPr>
           <w:rFonts w:ascii="Times New Roman" w:hAnsi="Times New Roman" w:cs="Times New Roman"/>
         </w:rPr>
-        <w:t>Frontend (</w:t>
-      </w:r>
-      <w:proofErr w:type="spellStart"/>
-      <w:r>
-        <w:rPr>
-          <w:rFonts w:ascii="Times New Roman" w:hAnsi="Times New Roman" w:cs="Times New Roman"/>
-        </w:rPr>
-        <w:t>Vite</w:t>
-      </w:r>
-      <w:proofErr w:type="spellEnd"/>
-      <w:r>
-        <w:rPr>
-          <w:rFonts w:ascii="Times New Roman" w:hAnsi="Times New Roman" w:cs="Times New Roman"/>
-        </w:rPr>
-        <w:t>)</w:t>
+        <w:t>Frontend (Vite)</w:t>
       </w:r>
     </w:p>
     <w:p>
